--- a/examples/causal-religion-trust/paper_zgshkx.docx
+++ b/examples/causal-religion-trust/paper_zgshkx.docx
@@ -113,7 +113,7 @@
         <w:rPr>
           <w:rFonts w:hint="eastAsia"/>
         </w:rPr>
-        <w:t xml:space="preserve">宗教让人更善良，这句话在直觉上很有吸引力，在经验研究里却始终没有一个干净的答案。跨文化的实验与人类学证据支持一种「亲社会宗教」的图景：对一个会看着你的神的信念，把陌生人之间的合作维持在了更大的规模上</w:t>
+        <w:t xml:space="preserve">宗教让人更善良，这句话在直觉上很有吸引力，在经验研究里却始终没有一个干净的答案。跨文化的实验与人类学证据支持一种“亲社会宗教”的图景：对一个会看着你的神的信念，把陌生人之间的合作维持在了更大的规模上</w:t>
       </w:r>
       <w:r>
         <w:rPr>
@@ -369,7 +369,7 @@
         <w:rPr>
           <w:rFonts w:hint="eastAsia"/>
         </w:rPr>
-        <w:t xml:space="preserve">的「暖光」模型指出，捐赠带来的效用一部分来自给予这个行为本身，而不只来自受助者的境况改善。</w:t>
+        <w:t xml:space="preserve">的“暖光”模型指出，捐赠带来的效用一部分来自给予这个行为本身，而不只来自受助者的境况改善。</w:t>
       </w:r>
       <w:r>
         <w:t xml:space="preserve">AZZI C F, EHRENBERG R G</w:t>
@@ -458,7 +458,7 @@
         <w:rPr>
           <w:rFonts w:hint="eastAsia"/>
         </w:rPr>
-        <w:t xml:space="preserve">利用美国「蓝法」废除带来的礼拜出席变化估计宗教参与的后果；</w:t>
+        <w:t xml:space="preserve">利用美国“蓝法”废除带来的礼拜出席变化估计宗教参与的后果；</w:t>
       </w:r>
       <w:r>
         <w:t xml:space="preserve">CLINGINGSMITH D L, KHWAJA A I, KREMER M R</w:t>
@@ -673,7 +673,7 @@
         <w:rPr>
           <w:rFonts w:hint="eastAsia"/>
         </w:rPr>
-        <w:t xml:space="preserve">0.1459–3.506）。有效样本量</w:t>
+        <w:t xml:space="preserve">0.1459–3.506）。加权有效样本量</w:t>
       </w:r>
       <w:r>
         <w:t xml:space="preserve"> </w:t>
@@ -699,13 +699,28 @@
           <w:b/>
           <w:bCs/>
         </w:rPr>
-        <w:t xml:space="preserve">置信区间与功效该按有效样本量读，不是按行数</w:t>
-      </w:r>
-      <w:r>
-        <w:rPr>
-          <w:rFonts w:hint="eastAsia"/>
-        </w:rPr>
-        <w:t xml:space="preserve">。公开发布的数据未随文件提供分层变量与初级抽样单位变量，因此标准误按采访地点的县、区编码聚类计算，共</w:t>
+        <w:t xml:space="preserve">置信区间该按它读，不是按行数</w:t>
+      </w:r>
+      <w:r>
+        <w:rPr>
+          <w:rFonts w:hint="eastAsia"/>
+        </w:rPr>
+        <w:t xml:space="preserve">。注意这个数只折算了权重；</w:t>
+      </w:r>
+      <w:r>
+        <w:rPr>
+          <w:rStyle w:val="VerbatimChar"/>
+        </w:rPr>
+        <w:t xml:space="preserve">oss power</w:t>
+      </w:r>
+      <w:r>
+        <w:t xml:space="preserve"> </w:t>
+      </w:r>
+      <w:r>
+        <w:rPr>
+          <w:rFonts w:hint="eastAsia"/>
+        </w:rPr>
+        <w:t xml:space="preserve">的有效样本量还折算了整群设计效应，比它更小，两者不可混用。公开发布的数据未随文件提供分层变量与初级抽样单位变量，因此标准误按采访地点的县、区编码聚类计算，共</w:t>
       </w:r>
       <w:r>
         <w:t xml:space="preserve"> </w:t>
@@ -740,13 +755,13 @@
           <w:b/>
           <w:bCs/>
         </w:rPr>
-        <w:t xml:space="preserve">「有效样本量」在本文有两个口径，不可混用</w:t>
-      </w:r>
-      <w:r>
-        <w:rPr>
-          <w:rFonts w:hint="eastAsia"/>
-        </w:rPr>
-        <w:t xml:space="preserve">：置信区间对应的那个只折算权重的设计效应；功效对应的那个还要再折算整群设计效应，因而更小（见局限十三）。权重一列在公开数据里只标注「人权重」，未说明按哪些维度校准，因此本文无法交代哪一类不平衡被纠正——这一点写进局限九。</w:t>
+        <w:t xml:space="preserve">“有效样本量”在本文有两个口径，不可混用</w:t>
+      </w:r>
+      <w:r>
+        <w:rPr>
+          <w:rFonts w:hint="eastAsia"/>
+        </w:rPr>
+        <w:t xml:space="preserve">：置信区间对应的那个只折算权重的设计效应；功效对应的那个还要再折算整群设计效应，因而更小（见局限十三）。权重一列在公开数据里只标注“人权重”，未说明按哪些维度校准，因此本文无法交代哪一类不平衡被纠正——这一点写进局限九。</w:t>
       </w:r>
     </w:p>
     <w:bookmarkEnd w:id="42"/>
@@ -778,7 +793,7 @@
         <w:rPr>
           <w:rFonts w:hint="eastAsia"/>
         </w:rPr>
-        <w:t xml:space="preserve">是宗教活动的频繁程度，取值从「从来没有参加过」到「一周几次」。需要说明的是，</w:t>
+        <w:t xml:space="preserve">是宗教活动的频繁程度，取值从“从来没有参加过”到“一周几次”。需要说明的是，</w:t>
       </w:r>
       <w:r>
         <w:rPr>
@@ -902,7 +917,7 @@
         <w:rPr>
           <w:rFonts w:hint="eastAsia"/>
         </w:rPr>
-        <w:t xml:space="preserve">群体按出生省份、出生年三等分与性别交叉定义。这一粒度是在「组内人数足够」与「组间仍有变异」之间的折中：更细的划分会使相当一部分群体人数不足十人，均值本身的噪声过大。</w:t>
+        <w:t xml:space="preserve">群体按出生省份、出生年三等分与性别交叉定义。这一粒度是在“组内人数足够”与“组间仍有变异”之间的折中：更细的划分会使相当一部分群体人数不足十人，均值本身的噪声过大。</w:t>
       </w:r>
     </w:p>
     <w:p>
@@ -994,7 +1009,7 @@
         <w:rPr>
           <w:rFonts w:hint="eastAsia"/>
         </w:rPr>
-        <w:t xml:space="preserve">「借力变量只通过处理影响结果」这个假设在数学上无法验证——它只能靠讲道理。本文必须论证为什么「iv_relcell」不会绕过「relig_freq」直接影响「donate」，而这个论证的说服力决定了整篇论文的成立与否本文原本的论证是：成长环境的宗教氛围影响个人的宗教参与，其他渠道——地方经济水平、教育供给、宗族网络——由收入、教育、城乡等个体变量吸收。第四节报告的三项检验表明这个论证不成立：省级构成一进方程，捐赠一侧的区间即含零；安慰剂结局上借力变量同样「有效应」。因此本文的估计不作因果解读。</w:t>
+        <w:t xml:space="preserve">“借力变量只通过处理影响结果”这个假设在数学上无法验证——它只能靠讲道理。本文必须论证为什么「iv_relcell」不会绕过「relig_freq」直接影响「donate」，而这个论证的说服力决定了整篇论文的成立与否本文原本的论证是：成长环境的宗教氛围影响个人的宗教参与，其他渠道——地方经济水平、教育供给、宗族网络——由收入、教育、城乡等个体变量吸收。第四节报告的三项检验表明这个论证不成立：省级构成一进方程，捐赠一侧的区间即含零；安慰剂结局上借力变量同样“有效应”。因此本文的估计不作因果解读。</w:t>
       </w:r>
     </w:p>
     <w:bookmarkEnd w:id="44"/>
@@ -1111,7 +1126,7 @@
         <w:rPr>
           <w:rFonts w:hint="eastAsia"/>
         </w:rPr>
-        <w:t xml:space="preserve">，是分析开始之后才加的检查（省级协变量与省级收入均值、安慰剂结局、年龄非线性、去掉家庭收入、格子保留率、未跨省迁移子样本、汉族子样本、逐省剔除、两结局共同样本、二值化处理），在稳健性表里以〔非锁定〕标出。两组读法不同：第一组回答「结论稳不稳」，第二组回答「这个借力变量到底在识别什么」。</w:t>
+        <w:t xml:space="preserve">，是分析开始之后才加的检查（省级协变量与省级收入均值、安慰剂结局、年龄非线性、去掉家庭收入、格子保留率、未跨省迁移子样本、汉族子样本、逐省剔除、两结局共同样本、二值化处理），在稳健性表里以〔非锁定〕标出。两组读法不同：第一组回答“结论稳不稳”，第二组回答“这个借力变量到底在识别什么”。</w:t>
       </w:r>
     </w:p>
     <w:p>
@@ -1137,17 +1152,18 @@
     <w:tbl>
       <w:tblPr>
         <w:tblStyle w:val="Table"/>
-        <w:tblW w:type="auto" w:w="0"/>
+        <w:tblW w:type="pct" w:w="5000"/>
+        <w:tblLayout w:type="fixed"/>
         <w:tblLook w:firstRow="1" w:lastRow="0" w:firstColumn="0" w:lastColumn="0" w:noHBand="0" w:noVBand="0" w:val="0020"/>
         <w:tblCaption w:val="表 1. 分析样本的描述统计。"/>
       </w:tblPr>
       <w:tblGrid>
-        <w:gridCol w:w="1320"/>
-        <w:gridCol w:w="1320"/>
-        <w:gridCol w:w="1320"/>
-        <w:gridCol w:w="1320"/>
-        <w:gridCol w:w="1320"/>
-        <w:gridCol w:w="1320"/>
+        <w:gridCol w:w="1033"/>
+        <w:gridCol w:w="1377"/>
+        <w:gridCol w:w="1377"/>
+        <w:gridCol w:w="1377"/>
+        <w:gridCol w:w="1377"/>
+        <w:gridCol w:w="1377"/>
       </w:tblGrid>
       <w:tr>
         <w:trPr>
@@ -2011,15 +2027,16 @@
     <w:tbl>
       <w:tblPr>
         <w:tblStyle w:val="Table"/>
-        <w:tblW w:type="auto" w:w="0"/>
+        <w:tblW w:type="pct" w:w="5000"/>
+        <w:tblLayout w:type="fixed"/>
         <w:tblLook w:firstRow="1" w:lastRow="0" w:firstColumn="0" w:lastColumn="0" w:noHBand="0" w:noVBand="0" w:val="0020"/>
         <w:tblCaption w:val="表 2. 宗教虔诚度对是否捐赠的影响，加权两阶段最小二乘估计。"/>
       </w:tblPr>
       <w:tblGrid>
-        <w:gridCol w:w="1980"/>
-        <w:gridCol w:w="1980"/>
-        <w:gridCol w:w="1980"/>
-        <w:gridCol w:w="1980"/>
+        <w:gridCol w:w="1584"/>
+        <w:gridCol w:w="2112"/>
+        <w:gridCol w:w="2112"/>
+        <w:gridCol w:w="2112"/>
       </w:tblGrid>
       <w:tr>
         <w:trPr>
@@ -2620,7 +2637,7 @@
         <w:rPr>
           <w:rFonts w:hint="eastAsia"/>
         </w:rPr>
-        <w:t xml:space="preserve">0.082]，不包含零。这一句只陈述关联；为什么不能读成效应，见本节「借力变量在识别什么」与局限一。</w:t>
+        <w:t xml:space="preserve">0.082]，不包含零。这一句只陈述关联；为什么不能读成效应，见本节“借力变量在识别什么”与局限一。</w:t>
       </w:r>
     </w:p>
     <w:p>
@@ -2782,7 +2799,7 @@
         <w:rPr>
           <w:rFonts w:hint="eastAsia"/>
         </w:rPr>
-        <w:t xml:space="preserve">0.023），城镇居民的捐赠概率高于农村居民（0.064）。这与中国都市公众捐助行为研究中「受教育程度与收入是最主要预测因素」的发现一致</w:t>
+        <w:t xml:space="preserve">0.023），城镇居民的捐赠概率高于农村居民（0.064）。这与中国都市公众捐助行为研究中“受教育程度与收入是最主要预测因素”的发现一致</w:t>
       </w:r>
       <w:r>
         <w:rPr>
@@ -2917,7 +2934,7 @@
         <w:rPr>
           <w:rFonts w:hint="eastAsia"/>
         </w:rPr>
-        <w:t xml:space="preserve">；「两者方向相反」这一更强的说法，本数据不足以确立。</w:t>
+        <w:t xml:space="preserve">；“两者方向相反”这一更强的说法，本数据不足以确立。</w:t>
       </w:r>
     </w:p>
     <w:p>
@@ -2928,7 +2945,7 @@
         <w:rPr>
           <w:rFonts w:hint="eastAsia"/>
         </w:rPr>
-        <w:t xml:space="preserve">上面两个系数原先跑在不同的样本上、量纲也不同，本身不可并排读。本文另把样本限定在两结局都非缺失的行上，并把两个结局各自标准化，使系数同为「每提高一档多少个标准差」：捐赠一侧为</w:t>
+        <w:t xml:space="preserve">上面两个系数原先跑在不同的样本上、量纲也不同，本身不可并排读。本文另把样本限定在两结局都非缺失的行上，并把两个结局各自标准化，使系数同为“每提高一档多少个标准差”：捐赠一侧为</w:t>
       </w:r>
       <w:r>
         <w:t xml:space="preserve"> </w:t>
@@ -3027,7 +3044,7 @@
         <w:rPr>
           <w:rFonts w:hint="eastAsia"/>
         </w:rPr>
-        <w:t xml:space="preserve">中「结局：对陌生人的信任」与「结局：一般化信任」这两行并非对主结果的稳健性检验，而是本文的并列结局——两者与主结果的单位不同，不能放在同一坐标轴上比较，因此未与其他稳健性项画在一起。它们之所以出现在标着「稳健性检验」的那张表里，是因为分析计划把全部事前锁定项记在同一个清单上，而这个清单没有为并列结局单设位置；读表时这两行按并列结局读，事前锁定的其余六行按稳健性检验读，标〔非锁定〕的各行是分析开始之后才加的诊断，不具备事前锁定的效力。</w:t>
+        <w:t xml:space="preserve">中“结局：对陌生人的信任”与“结局：一般化信任”这两行并非对主结果的稳健性检验，而是本文的并列结局——两者与主结果的单位不同，不能放在同一坐标轴上比较，因此未与其他稳健性项画在一起。它们之所以出现在标着“稳健性检验”的那张表里，是因为分析计划把全部事前锁定项记在同一个清单上，而这个清单没有为并列结局单设位置；读表时这两行按并列结局读，事前锁定的其余六行按稳健性检验读，标〔非锁定〕的各行是分析开始之后才加的诊断，不具备事前锁定的效力。</w:t>
       </w:r>
     </w:p>
     <w:bookmarkEnd w:id="49"/>
@@ -3141,7 +3158,7 @@
         <w:rPr>
           <w:rFonts w:hint="eastAsia"/>
         </w:rPr>
-        <w:t xml:space="preserve">。「处理：有无宗教信仰」一项的系数是二值处理下的量，与「每提高一档」的系数刻度不同，不可并排读。</w:t>
+        <w:t xml:space="preserve">。“处理：有无宗教信仰”一项的系数是二值处理下的量，与“每提高一档”的系数刻度不同，不可并排读。</w:t>
       </w:r>
     </w:p>
     <w:tbl>
@@ -3150,7 +3167,7 @@
         <w:tblW w:type="pct" w:w="5000"/>
         <w:tblLayout w:type="fixed"/>
         <w:tblLook w:firstRow="1" w:lastRow="0" w:firstColumn="0" w:lastColumn="0" w:noHBand="0" w:noVBand="0" w:val="0020"/>
-        <w:tblCaption w:val="表 3. 稳健性检验。前八项在分析开始前锁定；标〔非锁定〕的各项是分析开始之后才加的，不具备事前锁定的效力。「处理：有无宗教信仰」一项的系数是二值处理下的量，与「每提高一档」的系数刻度不同，不可并排读。"/>
+        <w:tblCaption w:val="表 3. 稳健性检验。前八项在分析开始前锁定；标〔非锁定〕的各项是分析开始之后才加的，不具备事前锁定的效力。“处理：有无宗教信仰”一项的系数是二值处理下的量，与“每提高一档”的系数刻度不同，不可并排读。"/>
       </w:tblPr>
       <w:tblGrid>
         <w:gridCol w:w="913"/>
@@ -6553,13 +6570,13 @@
           <w:b/>
           <w:bCs/>
         </w:rPr>
-        <w:t xml:space="preserve">不能据此说「效应集中在城镇」</w:t>
-      </w:r>
-      <w:r>
-        <w:rPr>
-          <w:rFonts w:hint="eastAsia"/>
-        </w:rPr>
-        <w:t xml:space="preserve">：那要求对城乡与处理的交互项作正式检验，而在两阶段最小二乘下交互项本身也是内生的、需要自己的借力变量，本文所用的估计装置只支持一个内生变量（见局限十七）。因此这里只报告两个子样本各自的结果，不下「集中在城镇」的判断。</w:t>
+        <w:t xml:space="preserve">不能据此说“效应集中在城镇”</w:t>
+      </w:r>
+      <w:r>
+        <w:rPr>
+          <w:rFonts w:hint="eastAsia"/>
+        </w:rPr>
+        <w:t xml:space="preserve">：那要求对城乡与处理的交互项作正式检验，而在两阶段最小二乘下交互项本身也是内生的、需要自己的借力变量，本文所用的估计装置只支持一个内生变量（见局限十七）。因此这里只报告两个子样本各自的结果，不下“集中在城镇”的判断。</w:t>
       </w:r>
     </w:p>
     <w:bookmarkEnd w:id="53"/>
@@ -6709,7 +6726,7 @@
           <w:b/>
           <w:bCs/>
         </w:rPr>
-        <w:t xml:space="preserve">第二，把省级构成加进方程，关联就不再稳健，而且「两阶段远大于</w:t>
+        <w:t xml:space="preserve">第二，把省级构成加进方程，关联就不再稳健，而且“两阶段远大于</w:t>
       </w:r>
       <w:r>
         <w:rPr>
@@ -6724,7 +6741,7 @@
           <w:b/>
           <w:bCs/>
         </w:rPr>
-        <w:t xml:space="preserve">OLS」这个形状随之消失。</w:t>
+        <w:t xml:space="preserve">OLS”这个形状随之消失。</w:t>
       </w:r>
       <w:r>
         <w:rPr>
@@ -6846,7 +6863,7 @@
         <w:rPr>
           <w:rFonts w:hint="eastAsia"/>
         </w:rPr>
-        <w:t xml:space="preserve">-0.017），因此「一正一负」的符号对比同样可能只是省级构成的产物——民族异质性高、城镇化与收入水平低的省份，既有更活跃的宗族与庙宇募捐网络，也有更低的对陌生人信任，不需要任何个人层面的宗教机制。</w:t>
+        <w:t xml:space="preserve">-0.017），因此“一正一负”的符号对比同样可能只是省级构成的产物——民族异质性高、城镇化与收入水平低的省份，既有更活跃的宗族与庙宇募捐网络，也有更低的对陌生人信任，不需要任何个人层面的宗教机制。</w:t>
       </w:r>
     </w:p>
     <w:p>
@@ -6970,7 +6987,7 @@
         <w:rPr>
           <w:rFonts w:hint="eastAsia"/>
         </w:rPr>
-        <w:t xml:space="preserve">其一，进入「两结局都非缺失」的共同样本本身是被选择的结果，但借力变量预测不了它（0.006，p</w:t>
+        <w:t xml:space="preserve">其一，进入“两结局都非缺失”的共同样本本身是被选择的结果，但借力变量预测不了它（0.006，p</w:t>
       </w:r>
       <w:r>
         <w:t xml:space="preserve"> </w:t>
@@ -7042,7 +7059,7 @@
         <w:rPr>
           <w:rFonts w:hint="eastAsia"/>
         </w:rPr>
-        <w:t xml:space="preserve">0.365；有信仰与无信仰两组在活动频率上的均值差约为三档，据此折成「每提高一档」的刻度约为零点一二，仍是主规格</w:t>
+        <w:t xml:space="preserve">0.365；有信仰与无信仰两组在活动频率上的均值差约为三档，据此折成“每提高一档”的刻度约为零点一二，仍是主规格</w:t>
       </w:r>
       <w:r>
         <w:t xml:space="preserve"> 0.044 </w:t>
@@ -7051,7 +7068,7 @@
         <w:rPr>
           <w:rFonts w:hint="eastAsia"/>
         </w:rPr>
-        <w:t xml:space="preserve">的近三倍。换成「是否参加过」的二值处理时系数为</w:t>
+        <w:t xml:space="preserve">的近三倍。换成“是否参加过”的二值处理时系数为</w:t>
       </w:r>
       <w:r>
         <w:t xml:space="preserve"> </w:t>
@@ -7071,7 +7088,7 @@
           <w:b/>
           <w:bCs/>
         </w:rPr>
-        <w:t xml:space="preserve">因此「每提高一档」这个刻度本身没有稳固依据</w:t>
+        <w:t xml:space="preserve">因此“每提高一档”这个刻度本身没有稳固依据</w:t>
       </w:r>
       <w:r>
         <w:rPr>
@@ -7335,7 +7352,7 @@
         <w:rPr>
           <w:rFonts w:hint="eastAsia"/>
         </w:rPr>
-        <w:t xml:space="preserve">值）。可以说「大的正向关联被排除了」，不能说「没有正向关联」。而给予流向了谁，本文的结局变量没有测（见局限十六）。</w:t>
+        <w:t xml:space="preserve">值）。可以说“大的正向关联被排除了”，不能说“没有正向关联”。而给予流向了谁，本文的结局变量没有测（见局限十六）。</w:t>
       </w:r>
     </w:p>
     <w:p>
@@ -7346,7 +7363,7 @@
         <w:rPr>
           <w:rFonts w:hint="eastAsia"/>
         </w:rPr>
-        <w:t xml:space="preserve">更要紧的是，这个组合不足以在两种理论之间做裁决。本设计原本指望的优势是：一个未观测的「亲社会人格」类混杂会把两个结局同向推高，因而单一的正向混杂解释不了反向的符号。</w:t>
+        <w:t xml:space="preserve">更要紧的是，这个组合不足以在两种理论之间做裁决。本设计原本指望的优势是：一个未观测的“亲社会人格”类混杂会把两个结局同向推高，因而单一的正向混杂解释不了反向的符号。</w:t>
       </w:r>
       <w:r>
         <w:rPr>
@@ -7360,7 +7377,7 @@
         <w:rPr>
           <w:rFonts w:hint="eastAsia"/>
         </w:rPr>
-        <w:t xml:space="preserve">——民族异质性高、城镇化低的省份同时有更活跃的宗族与庙宇募捐网络和更低的对陌生人信任，它不需要经过任何个人层面的宗教机制，就能同时产出「捐赠正、信任负」。第四节的省级协变量一项证实了这不只是设想：两侧的系数一起变弱。因此本文不把这一组合当作支持俱乐部式解释的证据。</w:t>
+        <w:t xml:space="preserve">——民族异质性高、城镇化低的省份同时有更活跃的宗族与庙宇募捐网络和更低的对陌生人信任，它不需要经过任何个人层面的宗教机制，就能同时产出“捐赠正、信任负”。第四节的省级协变量一项证实了这不只是设想：两侧的系数一起变弱。因此本文不把这一组合当作支持俱乐部式解释的证据。</w:t>
       </w:r>
       <w:r>
         <w:t xml:space="preserve">GALEN L W</w:t>
@@ -7378,7 +7395,7 @@
         <w:rPr>
           <w:rFonts w:hint="eastAsia"/>
         </w:rPr>
-        <w:t xml:space="preserve">对「宗教促进亲社会性」这一结论提出的批判性检视，与本文的结果方向相容，但本设计不能检验它。</w:t>
+        <w:t xml:space="preserve">对“宗教促进亲社会性”这一结论提出的批判性检视，与本文的结果方向相容，但本设计不能检验它。</w:t>
       </w:r>
     </w:p>
     <w:bookmarkEnd w:id="61"/>
@@ -7427,7 +7444,7 @@
         <w:rPr>
           <w:rFonts w:hint="eastAsia"/>
         </w:rPr>
-        <w:t xml:space="preserve">这一点有推广价值。第一阶段强度、对弱工具稳健的区间、两阶段与普通最小二乘之比，这些诊断本文都报了，而且都「好看」——有效</w:t>
+        <w:t xml:space="preserve">这一点有推广价值。第一阶段强度、对弱工具稳健的区间、两阶段与普通最小二乘之比，这些诊断本文都报了，而且都“好看”——有效</w:t>
       </w:r>
       <w:r>
         <w:t xml:space="preserve"> F </w:t>
@@ -7436,7 +7453,7 @@
         <w:rPr>
           <w:rFonts w:hint="eastAsia"/>
         </w:rPr>
-        <w:t xml:space="preserve">六十余、区间有界不含零。它们全都只回答「借力变量强不强」，一个都不回答「它是不是只通过处理起作用」。安慰剂结局回答后一个问题，而它不在本文事前锁定的清单里，是同行评议要求才补的。</w:t>
+        <w:t xml:space="preserve">六十余、区间有界不含零。它们全都只回答“借力变量强不强”，一个都不回答“它是不是只通过处理起作用”。安慰剂结局回答后一个问题，而它不在本文事前锁定的清单里，是同行评议要求才补的。</w:t>
       </w:r>
       <w:r>
         <w:rPr>
@@ -7534,7 +7551,7 @@
         <w:rPr>
           <w:rFonts w:hint="eastAsia"/>
         </w:rPr>
-        <w:t xml:space="preserve">——弱借力变量下的符号，用来证伪与用来证实一样不可靠）。第一阶段强度与稳健置信区间只回答借力变量强不强，一条都不回答排他性——本文的诊断在强度上全部「好看」，这正是它们不能用来支持因果解读的原因。</w:t>
+        <w:t xml:space="preserve">——弱借力变量下的符号，用来证伪与用来证实一样不可靠）。第一阶段强度与稳健置信区间只回答借力变量强不强，一条都不回答排他性——本文的诊断在强度上全部“好看”，这正是它们不能用来支持因果解读的原因。</w:t>
       </w:r>
     </w:p>
     <w:p>
@@ -7553,7 +7570,7 @@
         <w:rPr>
           <w:rFonts w:hint="eastAsia"/>
         </w:rPr>
-        <w:t xml:space="preserve">主规格不含省份固定效应，因此估计本质上是「宗教氛围高的省」与「宗教氛围低的省」之间的横截面比较。加入省份固定效应后，第一阶段强度跌破常用下界、置信区间大幅变宽并包含零（点估计的符号也反了，但在这个强度下不作解读）。这不是一项普通的稳健性失败，而是直接指出了识别变异所在的位置。本文曾尝试以省份固定效应作为主规格重新估计，因第一阶段过弱而不可用；放粗分组、更换借力变量、改用断点或前后对照，在单轮横截面数据上均不可行。</w:t>
+        <w:t xml:space="preserve">主规格不含省份固定效应，因此估计本质上是“宗教氛围高的省”与“宗教氛围低的省”之间的横截面比较。加入省份固定效应后，第一阶段强度跌破常用下界、置信区间大幅变宽并包含零（点估计的符号也反了，但在这个强度下不作解读）。这不是一项普通的稳健性失败，而是直接指出了识别变异所在的位置。本文曾尝试以省份固定效应作为主规格重新估计，因第一阶段过弱而不可用；放粗分组、更换借力变量、改用断点或前后对照，在单轮横截面数据上均不可行。</w:t>
       </w:r>
       <w:r>
         <w:rPr>
@@ -7783,7 +7800,7 @@
         <w:rPr>
           <w:rFonts w:hint="eastAsia"/>
         </w:rPr>
-        <w:t xml:space="preserve">公开数据未提供分层与初级抽样单位变量，标准误只能按县、区聚类。权重一列在数据里只标注「人权重」，公开文件未说明它按哪些维度校准（年龄、性别、城乡、教育是常见的组合），因此无法判断加权纠正了哪一类不平衡、又留下了哪一类；若无应答本身与宗教参与或捐赠相关，这种不平衡不在任何一个常见校准维度上，加权也纠正不了。改按省份聚类时簇数只有二十余个，其稳健置信区间已包含零；本文在结论中未把这一规格与主规格同等对待，读者应当知道这一点。</w:t>
+        <w:t xml:space="preserve">公开数据未提供分层与初级抽样单位变量，标准误只能按县、区聚类。权重一列在数据里只标注“人权重”，公开文件未说明它按哪些维度校准（年龄、性别、城乡、教育是常见的组合），因此无法判断加权纠正了哪一类不平衡、又留下了哪一类；若无应答本身与宗教参与或捐赠相关，这种不平衡不在任何一个常见校准维度上，加权也纠正不了。改按省份聚类时簇数只有二十余个，其稳健置信区间已包含零；本文在结论中未把这一规格与主规格同等对待，读者应当知道这一点。</w:t>
       </w:r>
     </w:p>
     <w:p>
@@ -7830,7 +7847,7 @@
         <w:rPr>
           <w:rFonts w:hint="eastAsia"/>
         </w:rPr>
-        <w:t xml:space="preserve">城镇子样本显著、农村子样本不显著，但两者之差没有做过正式的组间检验（原因见局限十七），因此本文不主张「效应集中在城镇」，也不把结论限定为只适用于城镇居民——两个子样本的结果各自报告，差异留作未决。</w:t>
+        <w:t xml:space="preserve">城镇子样本显著、农村子样本不显著，但两者之差没有做过正式的组间检验（原因见局限十七），因此本文不主张“效应集中在城镇”，也不把结论限定为只适用于城镇居民——两个子样本的结果各自报告，差异留作未决。</w:t>
       </w:r>
     </w:p>
     <w:p>
@@ -8241,7 +8258,7 @@
           <w:b/>
           <w:bCs/>
         </w:rPr>
-        <w:t xml:space="preserve">本文因此不对「是否有人做过」作任何判断。</w:t>
+        <w:t xml:space="preserve">本文因此不对“是否有人做过”作任何判断。</w:t>
       </w:r>
       <w:r>
         <w:rPr>
@@ -8294,7 +8311,7 @@
         <w:rPr>
           <w:rFonts w:hint="eastAsia"/>
         </w:rPr>
-        <w:t xml:space="preserve">这类真正的外部统计，本文未能取得。因此「加入省级构成后关联不再稳健」这一判断的强度受此限制——它说明关联对省级构成的控制很敏感，不能进一步说明究竟是哪一个省级机制在起作用。</w:t>
+        <w:t xml:space="preserve">这类真正的外部统计，本文未能取得。因此“加入省级构成后关联不再稳健”这一判断的强度受此限制——它说明关联对省级构成的控制很敏感，不能进一步说明究竟是哪一个省级机制在起作用。</w:t>
       </w:r>
     </w:p>
     <w:p>
@@ -8404,7 +8421,7 @@
         <w:rPr>
           <w:rFonts w:hint="eastAsia"/>
         </w:rPr>
-        <w:t xml:space="preserve">全文的对比是「捐赠正、信任未同向」，而这需要对两个系数之差作推断。正确的做法是把两个结局堆进同一个方程、让处理与结局指示相乘，于是有两个内生变量；本文使用的两阶段最小二乘实现只支持一个内生变量。同样的限制使城乡与处理的交互检验也做不出来（见结果节）。本文的处置是把两个结局放在同一批非缺失的行上、各自标准化后并排报告，使系数至少可比——但这不是差的检验。</w:t>
+        <w:t xml:space="preserve">全文的对比是“捐赠正、信任未同向”，而这需要对两个系数之差作推断。正确的做法是把两个结局堆进同一个方程、让处理与结局指示相乘，于是有两个内生变量；本文使用的两阶段最小二乘实现只支持一个内生变量。同样的限制使城乡与处理的交互检验也做不出来（见结果节）。本文的处置是把两个结局放在同一批非缺失的行上、各自标准化后并排报告，使系数至少可比——但这不是差的检验。</w:t>
       </w:r>
       <w:r>
         <w:rPr>
@@ -8412,7 +8429,7 @@
           <w:b/>
           <w:bCs/>
         </w:rPr>
-        <w:t xml:space="preserve">因此「方向相反」在本文始终只是两个区间的并排，不是一个结论。</w:t>
+        <w:t xml:space="preserve">因此“方向相反”在本文始终只是两个区间的并排，不是一个结论。</w:t>
       </w:r>
     </w:p>
     <w:p>
@@ -8425,13 +8442,13 @@
           <w:b/>
           <w:bCs/>
         </w:rPr>
-        <w:t xml:space="preserve">十五之四、「有效样本量」有两个口径。</w:t>
-      </w:r>
-      <w:r>
-        <w:rPr>
-          <w:rFonts w:hint="eastAsia"/>
-        </w:rPr>
-        <w:t xml:space="preserve">置信区间对应的有效样本量只折算权重的设计效应（Kish）；功效对应的那个还要再折算整群设计效应，因而明显更小。本文两处都报了，读者不要把它们当成同一个数。另需说明，功效计算用的行数是「处理与第一个结局均非缺失」的行数，它比</w:t>
+        <w:t xml:space="preserve">十五之四、“有效样本量”有两个口径。</w:t>
+      </w:r>
+      <w:r>
+        <w:rPr>
+          <w:rFonts w:hint="eastAsia"/>
+        </w:rPr>
+        <w:t xml:space="preserve">置信区间对应的有效样本量只折算权重的设计效应（Kish）；功效对应的那个还要再折算整群设计效应，因而明显更小。本文两处都报了，读者不要把它们当成同一个数。另需说明，功效计算用的行数是“处理与第一个结局均非缺失”的行数，它比</w:t>
       </w:r>
       <w:r>
         <w:t xml:space="preserve"> </w:t>
@@ -8524,7 +8541,7 @@
         <w:rPr>
           <w:rFonts w:hint="eastAsia"/>
         </w:rPr>
-        <w:t xml:space="preserve">俱乐部式的解释要的是「对内给予上升、对外给予不上升」，本文的结局只问了「是否发生过社会捐赠」，测不到这个区分。数据中确有按领域分的捐赠金额（宗教类、扶贫助困救灾类、医疗类、教育类、环保类、文艺类、社区类、综合类、其他），把宗教类读作对内给予、其余读作对外给予是可行的，本文没有这样做，理由是：</w:t>
+        <w:t xml:space="preserve">俱乐部式的解释要的是“对内给予上升、对外给予不上升”，本文的结局只问了“是否发生过社会捐赠”，测不到这个区分。数据中确有按领域分的捐赠金额（宗教类、扶贫助困救灾类、医疗类、教育类、环保类、文艺类、社区类、综合类、其他），把宗教类读作对内给予、其余读作对外给予是可行的，本文没有这样做，理由是：</w:t>
       </w:r>
       <w:r>
         <w:rPr>
@@ -8532,7 +8549,7 @@
           <w:b/>
           <w:bCs/>
         </w:rPr>
-        <w:t xml:space="preserve">这一组题只问了回答「捐过」的人</w:t>
+        <w:t xml:space="preserve">这一组题只问了回答“捐过”的人</w:t>
       </w:r>
       <w:r>
         <w:rPr>
@@ -8584,13 +8601,13 @@
           <w:b/>
           <w:bCs/>
         </w:rPr>
-        <w:t xml:space="preserve">因此本文只报告「给予是否上升」，不报告「给予流向谁」；全文凡涉及给予对象的表述，都只是与证据相容的一种解读，不是本文的发现。</w:t>
-      </w:r>
-      <w:r>
-        <w:rPr>
-          <w:rFonts w:hint="eastAsia"/>
-        </w:rPr>
-        <w:t xml:space="preserve">要检验这一区分，需要一个不以「已经捐过」为前提的分对象给予测量。</w:t>
+        <w:t xml:space="preserve">因此本文只报告“给予是否上升”，不报告“给予流向谁”；全文凡涉及给予对象的表述，都只是与证据相容的一种解读，不是本文的发现。</w:t>
+      </w:r>
+      <w:r>
+        <w:rPr>
+          <w:rFonts w:hint="eastAsia"/>
+        </w:rPr>
+        <w:t xml:space="preserve">要检验这一区分，需要一个不以“已经捐过”为前提的分对象给予测量。</w:t>
       </w:r>
     </w:p>
     <w:bookmarkEnd w:id="64"/>
@@ -8714,7 +8731,7 @@
         <w:rPr>
           <w:rFonts w:hint="eastAsia"/>
         </w:rPr>
-        <w:t xml:space="preserve">五成七的样本损耗几乎全在家庭收入一列。本文只报告了「把格子保留率作为协变量后系数不动」与「在同一批人上去掉收入控制系数不动」两项，这两项都不等于对被删样本本身作比较。</w:t>
+        <w:t xml:space="preserve">五成七的样本损耗几乎全在家庭收入一列。本文只报告了“把格子保留率作为协变量后系数不动”与“在同一批人上去掉收入控制系数不动”两项，这两项都不等于对被删样本本身作比较。</w:t>
       </w:r>
     </w:p>
     <w:p>
@@ -8733,7 +8750,7 @@
         <w:rPr>
           <w:rFonts w:hint="eastAsia"/>
         </w:rPr>
-        <w:t xml:space="preserve">「加入省级构成后关联不再稳健」已经确立，但民族构成、城镇化、收入水平这三条哪一条在起作用，本文分不开——三者在省一级高度共线，而省份只有三十个。</w:t>
+        <w:t xml:space="preserve">“加入省级构成后关联不再稳健”已经确立，但民族构成、城镇化、收入水平这三条哪一条在起作用，本文分不开——三者在省一级高度共线，而省份只有三十个。</w:t>
       </w:r>
     </w:p>
     <w:p>
@@ -8760,7 +8777,7 @@
           <w:b/>
           <w:bCs/>
         </w:rPr>
-        <w:t xml:space="preserve">「通过」的信息量本来就低于「不通过」</w:t>
+        <w:t xml:space="preserve">“通过”的信息量本来就低于“不通过”</w:t>
       </w:r>
       <w:r>
         <w:rPr>
@@ -8894,7 +8911,7 @@
         <w:rPr>
           <w:rFonts w:hint="eastAsia"/>
         </w:rPr>
-        <w:t xml:space="preserve">这一组合不支持「宗教普遍提高善意」的说法，但也不足以支持「宗教主要提高对内群体的义务」：省级构成本身就能同时产出这两个符号，而结局又没有区分捐给谁（见局限十六）。</w:t>
+        <w:t xml:space="preserve">这一组合不支持“宗教普遍提高善意”的说法，但也不足以支持“宗教主要提高对内群体的义务”：省级构成本身就能同时产出这两个符号，而结局又没有区分捐给谁（见局限十六）。</w:t>
       </w:r>
     </w:p>
     <w:p>
@@ -8952,7 +8969,7 @@
         <w:rPr>
           <w:rFonts w:hint="eastAsia"/>
         </w:rPr>
-        <w:t xml:space="preserve">要回答「宗教参与会不会让人更愿意捐钱」，需要的是省内的外生变异——县或区一级的宗教场所历史分布，或在省内不同时点推行的某项政策——并且在事前锁定的清单里就放进安慰剂结局。本文的贡献是把这条路走到不通处，并说清是在哪一步不通的。</w:t>
+        <w:t xml:space="preserve">要回答“宗教参与会不会让人更愿意捐钱”，需要的是省内的外生变异——县或区一级的宗教场所历史分布，或在省内不同时点推行的某项政策——并且在事前锁定的清单里就放进安慰剂结局。本文的贡献是把这条路走到不通处，并说清是在哪一步不通的。</w:t>
       </w:r>
     </w:p>
     <w:bookmarkEnd w:id="68"/>
@@ -9158,7 +9175,16 @@
         <w:t xml:space="preserve">差序格局下的宗教信仰和信任——基于中国十城市的经验数据[J].</w:t>
       </w:r>
       <w:r>
-        <w:t xml:space="preserve"> 2011.</w:t>
+        <w:t xml:space="preserve"> </w:t>
+      </w:r>
+      <w:r>
+        <w:rPr>
+          <w:rFonts w:hint="eastAsia"/>
+        </w:rPr>
+        <w:t xml:space="preserve">社会,</w:t>
+      </w:r>
+      <w:r>
+        <w:t xml:space="preserve"> 2011, 31(4): 195-217.</w:t>
       </w:r>
     </w:p>
     <w:bookmarkEnd w:id="74"/>
@@ -9210,13 +9236,25 @@
         <w:t xml:space="preserve">等.</w:t>
       </w:r>
       <w:r>
-        <w:t xml:space="preserve"> [UNVERIFIED] </w:t>
+        <w:t xml:space="preserve"> </w:t>
       </w:r>
       <w:r>
         <w:rPr>
           <w:rFonts w:hint="eastAsia"/>
         </w:rPr>
         <w:t xml:space="preserve">宗教信仰与信任：一个实验经济学的研究[J].</w:t>
+      </w:r>
+      <w:r>
+        <w:t xml:space="preserve"> </w:t>
+      </w:r>
+      <w:r>
+        <w:rPr>
+          <w:rFonts w:hint="eastAsia"/>
+        </w:rPr>
+        <w:t xml:space="preserve">中国经济问题,</w:t>
+      </w:r>
+      <w:r>
+        <w:t xml:space="preserve"> 2021(1): 125-141.</w:t>
       </w:r>
     </w:p>
     <w:bookmarkEnd w:id="75"/>
@@ -9259,7 +9297,16 @@
         <w:t xml:space="preserve">信仰与捐赠:宗教让人更加慷慨了吗?[J].</w:t>
       </w:r>
       <w:r>
-        <w:t xml:space="preserve"> 2018.</w:t>
+        <w:t xml:space="preserve"> </w:t>
+      </w:r>
+      <w:r>
+        <w:rPr>
+          <w:rFonts w:hint="eastAsia"/>
+        </w:rPr>
+        <w:t xml:space="preserve">南方经济,</w:t>
+      </w:r>
+      <w:r>
+        <w:t xml:space="preserve"> 2018, 37(11): 103-120.</w:t>
       </w:r>
     </w:p>
     <w:bookmarkEnd w:id="76"/>
@@ -9473,13 +9520,25 @@
         <w:t xml:space="preserve">卢云峰.</w:t>
       </w:r>
       <w:r>
-        <w:t xml:space="preserve"> [UNVERIFIED] </w:t>
-      </w:r>
-      <w:r>
-        <w:rPr>
-          <w:rFonts w:hint="eastAsia"/>
-        </w:rPr>
-        <w:t xml:space="preserve">华人社会中的宗教信仰[J].</w:t>
+        <w:t xml:space="preserve"> </w:t>
+      </w:r>
+      <w:r>
+        <w:rPr>
+          <w:rFonts w:hint="eastAsia"/>
+        </w:rPr>
+        <w:t xml:space="preserve">华人社会中的宗教信仰与公共参与：以台湾地区为例[J].</w:t>
+      </w:r>
+      <w:r>
+        <w:t xml:space="preserve"> </w:t>
+      </w:r>
+      <w:r>
+        <w:rPr>
+          <w:rFonts w:hint="eastAsia"/>
+        </w:rPr>
+        <w:t xml:space="preserve">学海,</w:t>
+      </w:r>
+      <w:r>
+        <w:t xml:space="preserve"> 2010(3): 57-69.</w:t>
       </w:r>
     </w:p>
     <w:bookmarkEnd w:id="83"/>
@@ -9504,13 +9563,25 @@
         <w:t xml:space="preserve">刘能.</w:t>
       </w:r>
       <w:r>
-        <w:t xml:space="preserve"> [UNVERIFIED] </w:t>
-      </w:r>
-      <w:r>
-        <w:rPr>
-          <w:rFonts w:hint="eastAsia"/>
-        </w:rPr>
-        <w:t xml:space="preserve">中国都市地区普通公众参加社会捐助活动[J].</w:t>
+        <w:t xml:space="preserve"> </w:t>
+      </w:r>
+      <w:r>
+        <w:rPr>
+          <w:rFonts w:hint="eastAsia"/>
+        </w:rPr>
+        <w:t xml:space="preserve">中国都市地区普通公众参加社会捐助活动的意愿和行为取向分析[J].</w:t>
+      </w:r>
+      <w:r>
+        <w:t xml:space="preserve"> </w:t>
+      </w:r>
+      <w:r>
+        <w:rPr>
+          <w:rFonts w:hint="eastAsia"/>
+        </w:rPr>
+        <w:t xml:space="preserve">社会学研究,</w:t>
+      </w:r>
+      <w:r>
+        <w:t xml:space="preserve"> 2004(2): 68-78.</w:t>
       </w:r>
     </w:p>
     <w:bookmarkEnd w:id="84"/>
@@ -9778,7 +9849,16 @@
         <w:t xml:space="preserve">差序格局下的宗教信仰和信任——基于中国十城市的经验数据[J].</w:t>
       </w:r>
       <w:r>
-        <w:t xml:space="preserve"> 2011.</w:t>
+        <w:t xml:space="preserve"> </w:t>
+      </w:r>
+      <w:r>
+        <w:rPr>
+          <w:rFonts w:hint="eastAsia"/>
+        </w:rPr>
+        <w:t xml:space="preserve">社会,</w:t>
+      </w:r>
+      <w:r>
+        <w:t xml:space="preserve"> 2011, 31(4): 195-217.</w:t>
       </w:r>
     </w:p>
   </w:footnote>
@@ -9830,13 +9910,25 @@
         <w:t xml:space="preserve">等.</w:t>
       </w:r>
       <w:r>
-        <w:t xml:space="preserve"> [UNVERIFIED] </w:t>
+        <w:t xml:space="preserve"> </w:t>
       </w:r>
       <w:r>
         <w:rPr>
           <w:rFonts w:hint="eastAsia"/>
         </w:rPr>
         <w:t xml:space="preserve">宗教信仰与信任：一个实验经济学的研究[J].</w:t>
+      </w:r>
+      <w:r>
+        <w:t xml:space="preserve"> </w:t>
+      </w:r>
+      <w:r>
+        <w:rPr>
+          <w:rFonts w:hint="eastAsia"/>
+        </w:rPr>
+        <w:t xml:space="preserve">中国经济问题,</w:t>
+      </w:r>
+      <w:r>
+        <w:t xml:space="preserve"> 2021(1): 125-141.</w:t>
       </w:r>
     </w:p>
   </w:footnote>
@@ -9879,7 +9971,16 @@
         <w:t xml:space="preserve">信仰与捐赠:宗教让人更加慷慨了吗?[J].</w:t>
       </w:r>
       <w:r>
-        <w:t xml:space="preserve"> 2018.</w:t>
+        <w:t xml:space="preserve"> </w:t>
+      </w:r>
+      <w:r>
+        <w:rPr>
+          <w:rFonts w:hint="eastAsia"/>
+        </w:rPr>
+        <w:t xml:space="preserve">南方经济,</w:t>
+      </w:r>
+      <w:r>
+        <w:t xml:space="preserve"> 2018, 37(11): 103-120.</w:t>
       </w:r>
     </w:p>
   </w:footnote>
@@ -10166,13 +10267,22 @@
         <w:t xml:space="preserve"> </w:t>
       </w:r>
       <w:r>
-        <w:t xml:space="preserve">[UNVERIFIED] </w:t>
-      </w:r>
-      <w:r>
-        <w:rPr>
-          <w:rFonts w:hint="eastAsia"/>
-        </w:rPr>
-        <w:t xml:space="preserve">华人社会中的宗教信仰[J].</w:t>
+        <w:rPr>
+          <w:rFonts w:hint="eastAsia"/>
+        </w:rPr>
+        <w:t xml:space="preserve">华人社会中的宗教信仰与公共参与：以台湾地区为例[J].</w:t>
+      </w:r>
+      <w:r>
+        <w:t xml:space="preserve"> </w:t>
+      </w:r>
+      <w:r>
+        <w:rPr>
+          <w:rFonts w:hint="eastAsia"/>
+        </w:rPr>
+        <w:t xml:space="preserve">学海,</w:t>
+      </w:r>
+      <w:r>
+        <w:t xml:space="preserve"> 2010(3): 57-69.</w:t>
       </w:r>
     </w:p>
   </w:footnote>
@@ -10197,13 +10307,25 @@
         <w:t xml:space="preserve">刘能.</w:t>
       </w:r>
       <w:r>
-        <w:t xml:space="preserve"> [UNVERIFIED] </w:t>
-      </w:r>
-      <w:r>
-        <w:rPr>
-          <w:rFonts w:hint="eastAsia"/>
-        </w:rPr>
-        <w:t xml:space="preserve">中国都市地区普通公众参加社会捐助活动[J].</w:t>
+        <w:t xml:space="preserve"> </w:t>
+      </w:r>
+      <w:r>
+        <w:rPr>
+          <w:rFonts w:hint="eastAsia"/>
+        </w:rPr>
+        <w:t xml:space="preserve">中国都市地区普通公众参加社会捐助活动的意愿和行为取向分析[J].</w:t>
+      </w:r>
+      <w:r>
+        <w:t xml:space="preserve"> </w:t>
+      </w:r>
+      <w:r>
+        <w:rPr>
+          <w:rFonts w:hint="eastAsia"/>
+        </w:rPr>
+        <w:t xml:space="preserve">社会学研究,</w:t>
+      </w:r>
+      <w:r>
+        <w:t xml:space="preserve"> 2004(2): 68-78.</w:t>
       </w:r>
     </w:p>
   </w:footnote>
